--- a/examples/custom/doc/04-custom-normalization.docx
+++ b/examples/custom/doc/04-custom-normalization.docx
@@ -3774,7 +3774,7 @@
         <w:rPr>
           <w:rStyle w:val="VerbatimChar"/>
         </w:rPr>
-        <w:t xml:space="preserve">##           mse      smape        R2</w:t>
+        <w:t xml:space="preserve">##            mse      smape        R2</w:t>
       </w:r>
       <w:r>
         <w:br/>
@@ -3783,7 +3783,7 @@
         <w:rPr>
           <w:rStyle w:val="VerbatimChar"/>
         </w:rPr>
-        <w:t xml:space="preserve">## 1 6.66291e+11 0.02841737 0.8735525</w:t>
+        <w:t xml:space="preserve">## 1 656366928969 0.02821532 0.8754358</w:t>
       </w:r>
     </w:p>
     <w:p>

--- a/examples/custom/doc/04-custom-normalization.docx
+++ b/examples/custom/doc/04-custom-normalization.docx
@@ -3077,7 +3077,7 @@
         <w:rPr>
           <w:rStyle w:val="VerbatimChar"/>
         </w:rPr>
-        <w:t xml:space="preserve">##               t9           t8         t7        t6        t5        t4        t3        t2        t1        t0</w:t>
+        <w:t xml:space="preserve">##               t9           t8         t7        t6        t5        t4</w:t>
       </w:r>
       <w:r>
         <w:br/>
@@ -3086,7 +3086,7 @@
         <w:rPr>
           <w:rStyle w:val="VerbatimChar"/>
         </w:rPr>
-        <w:t xml:space="preserve">## [1,] -0.05810591 -0.001977853 0.06807569 0.1577523 0.2312435 0.3168706 0.4324461 0.5602260 0.7256256 0.8946799</w:t>
+        <w:t xml:space="preserve">## [1,] -0.05810591 -0.001977853 0.06807569 0.1577523 0.2312435 0.3168706</w:t>
       </w:r>
       <w:r>
         <w:br/>
@@ -3095,7 +3095,7 @@
         <w:rPr>
           <w:rStyle w:val="VerbatimChar"/>
         </w:rPr>
-        <w:t xml:space="preserve">## [2,] -0.07265343 -0.009532448 0.07126970 0.1374882 0.2146415 0.3187795 0.4339143 0.5829457 0.7352703 0.8623155</w:t>
+        <w:t xml:space="preserve">## [2,] -0.07265343 -0.009532448 0.07126970 0.1374882 0.2146415 0.3187795</w:t>
       </w:r>
       <w:r>
         <w:br/>
@@ -3104,7 +3104,43 @@
         <w:rPr>
           <w:rStyle w:val="VerbatimChar"/>
         </w:rPr>
-        <w:t xml:space="preserve">## [3,] -0.07907878 -0.006229238 0.05347196 0.1230318 0.2169205 0.3207236 0.4550872 0.5924199 0.7069612 0.8811504</w:t>
+        <w:t xml:space="preserve">## [3,] -0.07907878 -0.006229238 0.05347196 0.1230318 0.2169205 0.3207236</w:t>
+      </w:r>
+      <w:r>
+        <w:br/>
+      </w:r>
+      <w:r>
+        <w:rPr>
+          <w:rStyle w:val="VerbatimChar"/>
+        </w:rPr>
+        <w:t xml:space="preserve">##             t3        t2        t1        t0</w:t>
+      </w:r>
+      <w:r>
+        <w:br/>
+      </w:r>
+      <w:r>
+        <w:rPr>
+          <w:rStyle w:val="VerbatimChar"/>
+        </w:rPr>
+        <w:t xml:space="preserve">## [1,] 0.4324461 0.5602260 0.7256256 0.8946799</w:t>
+      </w:r>
+      <w:r>
+        <w:br/>
+      </w:r>
+      <w:r>
+        <w:rPr>
+          <w:rStyle w:val="VerbatimChar"/>
+        </w:rPr>
+        <w:t xml:space="preserve">## [2,] 0.4339143 0.5829457 0.7352703 0.8623155</w:t>
+      </w:r>
+      <w:r>
+        <w:br/>
+      </w:r>
+      <w:r>
+        <w:rPr>
+          <w:rStyle w:val="VerbatimChar"/>
+        </w:rPr>
+        <w:t xml:space="preserve">## [3,] 0.4550872 0.5924199 0.7069612 0.8811504</w:t>
       </w:r>
     </w:p>
     <w:p>

--- a/examples/custom/doc/04-custom-normalization.docx
+++ b/examples/custom/doc/04-custom-normalization.docx
@@ -3077,7 +3077,7 @@
         <w:rPr>
           <w:rStyle w:val="VerbatimChar"/>
         </w:rPr>
-        <w:t xml:space="preserve">##               t9           t8         t7        t6        t5        t4</w:t>
+        <w:t xml:space="preserve">##               t9           t8         t7        t6        t5        t4        t3        t2        t1        t0</w:t>
       </w:r>
       <w:r>
         <w:br/>
@@ -3086,7 +3086,7 @@
         <w:rPr>
           <w:rStyle w:val="VerbatimChar"/>
         </w:rPr>
-        <w:t xml:space="preserve">## [1,] -0.05810591 -0.001977853 0.06807569 0.1577523 0.2312435 0.3168706</w:t>
+        <w:t xml:space="preserve">## [1,] -0.05810591 -0.001977853 0.06807569 0.1577523 0.2312435 0.3168706 0.4324461 0.5602260 0.7256256 0.8946799</w:t>
       </w:r>
       <w:r>
         <w:br/>
@@ -3095,7 +3095,7 @@
         <w:rPr>
           <w:rStyle w:val="VerbatimChar"/>
         </w:rPr>
-        <w:t xml:space="preserve">## [2,] -0.07265343 -0.009532448 0.07126970 0.1374882 0.2146415 0.3187795</w:t>
+        <w:t xml:space="preserve">## [2,] -0.07265343 -0.009532448 0.07126970 0.1374882 0.2146415 0.3187795 0.4339143 0.5829457 0.7352703 0.8623155</w:t>
       </w:r>
       <w:r>
         <w:br/>
@@ -3104,43 +3104,7 @@
         <w:rPr>
           <w:rStyle w:val="VerbatimChar"/>
         </w:rPr>
-        <w:t xml:space="preserve">## [3,] -0.07907878 -0.006229238 0.05347196 0.1230318 0.2169205 0.3207236</w:t>
-      </w:r>
-      <w:r>
-        <w:br/>
-      </w:r>
-      <w:r>
-        <w:rPr>
-          <w:rStyle w:val="VerbatimChar"/>
-        </w:rPr>
-        <w:t xml:space="preserve">##             t3        t2        t1        t0</w:t>
-      </w:r>
-      <w:r>
-        <w:br/>
-      </w:r>
-      <w:r>
-        <w:rPr>
-          <w:rStyle w:val="VerbatimChar"/>
-        </w:rPr>
-        <w:t xml:space="preserve">## [1,] 0.4324461 0.5602260 0.7256256 0.8946799</w:t>
-      </w:r>
-      <w:r>
-        <w:br/>
-      </w:r>
-      <w:r>
-        <w:rPr>
-          <w:rStyle w:val="VerbatimChar"/>
-        </w:rPr>
-        <w:t xml:space="preserve">## [2,] 0.4339143 0.5829457 0.7352703 0.8623155</w:t>
-      </w:r>
-      <w:r>
-        <w:br/>
-      </w:r>
-      <w:r>
-        <w:rPr>
-          <w:rStyle w:val="VerbatimChar"/>
-        </w:rPr>
-        <w:t xml:space="preserve">## [3,] 0.4550872 0.5924199 0.7069612 0.8811504</w:t>
+        <w:t xml:space="preserve">## [3,] -0.07907878 -0.006229238 0.05347196 0.1230318 0.2169205 0.3207236 0.4550872 0.5924199 0.7069612 0.8811504</w:t>
       </w:r>
     </w:p>
     <w:p>

--- a/examples/custom/doc/04-custom-normalization.docx
+++ b/examples/custom/doc/04-custom-normalization.docx
@@ -3774,7 +3774,7 @@
         <w:rPr>
           <w:rStyle w:val="VerbatimChar"/>
         </w:rPr>
-        <w:t xml:space="preserve">##            mse      smape        R2</w:t>
+        <w:t xml:space="preserve">##           mse      smape        R2</w:t>
       </w:r>
       <w:r>
         <w:br/>
@@ -3783,7 +3783,7 @@
         <w:rPr>
           <w:rStyle w:val="VerbatimChar"/>
         </w:rPr>
-        <w:t xml:space="preserve">## 1 656366928969 0.02821532 0.8754358</w:t>
+        <w:t xml:space="preserve">## 1 6.66291e+11 0.02841737 0.8735525</w:t>
       </w:r>
     </w:p>
     <w:p>
